--- a/por/docx/36.content.docx
+++ b/por/docx/36.content.docx
@@ -19,7 +19,7 @@
         <w:rPr>
           <w:lang w:val="pt_PT" w:bidi="pt_PT"/>
         </w:rPr>
-        <w:t>Resource: Notas de Estudo - Introduções aos Livros (Tyndale)</w:t>
+        <w:t>Resource: Tyndale Open Study Notes</w:t>
       </w:r>
       <w:r>
         <w:rPr>
@@ -112,7 +112,7 @@
         <w:rPr>
           <w:lang w:val="pt_PT" w:bidi="pt_PT"/>
         </w:rPr>
-        <w:t>Notas de Estudo - Introduções aos Livros (Tyndale)</w:t>
+        <w:t>Tyndale Open Study Notes</w:t>
       </w:r>
     </w:p>
     <w:p>

--- a/por/docx/36.content.docx
+++ b/por/docx/36.content.docx
@@ -19,7 +19,7 @@
         <w:rPr>
           <w:lang w:val="pt_PT" w:bidi="pt_PT"/>
         </w:rPr>
-        <w:t>Resource: Tyndale Open Study Notes</w:t>
+        <w:t>Resource: Aquifer Open Study Notes (Book Intros)</w:t>
       </w:r>
       <w:r>
         <w:rPr>
@@ -112,7 +112,7 @@
         <w:rPr>
           <w:lang w:val="pt_PT" w:bidi="pt_PT"/>
         </w:rPr>
-        <w:t>Tyndale Open Study Notes</w:t>
+        <w:t>Aquifer Open Study Notes (Book Intros)</w:t>
       </w:r>
     </w:p>
     <w:p>

--- a/por/docx/36.content.docx
+++ b/por/docx/36.content.docx
@@ -233,18 +233,12 @@
         </w:rPr>
         <w:t>“Aquele terrível dia do Senhor está próximo... Será um dia de ruína e desolação, um dia de trevas e escuridão” (</w:t>
       </w:r>
-      <w:hyperlink r:id="rId13">
-        <w:r>
-          <w:rPr>
-            <w:lang w:val="pt_PT" w:bidi="pt_PT"/>
-          </w:rPr>
-          <w:rPr>
-            <w:color w:val="0000EE"/>
-            <w:u w:val="single"/>
-          </w:rPr>
-          <w:t>Sf 1.14–15</w:t>
-        </w:r>
-      </w:hyperlink>
+      <w:r>
+        <w:rPr>
+          <w:lang w:val="pt_PT" w:bidi="pt_PT"/>
+        </w:rPr>
+        <w:t>Sf 1.14–15</w:t>
+      </w:r>
       <w:r>
         <w:rPr>
           <w:lang w:val="pt_PT" w:bidi="pt_PT"/>
@@ -290,72 +284,48 @@
         </w:rPr>
         <w:t>Josias tinha apenas oito anos quando se tornou rei de Judá. Ele teve um longo reinado (640–609 a.C.) como um rei justo. No décimo oitavo ano de seu reinado, enquanto reparos eram feitos no Templo, um rolo do Livro da Lei foi encontrado (</w:t>
       </w:r>
-      <w:hyperlink r:id="rId14">
-        <w:r>
-          <w:rPr>
-            <w:lang w:val="pt_PT" w:bidi="pt_PT"/>
-          </w:rPr>
-          <w:rPr>
-            <w:color w:val="0000EE"/>
-            <w:u w:val="single"/>
-          </w:rPr>
-          <w:t>2Rs 22.8</w:t>
-        </w:r>
-      </w:hyperlink>
+      <w:r>
+        <w:rPr>
+          <w:lang w:val="pt_PT" w:bidi="pt_PT"/>
+        </w:rPr>
+        <w:t>2Rs 22.8</w:t>
+      </w:r>
       <w:r>
         <w:rPr>
           <w:lang w:val="pt_PT" w:bidi="pt_PT"/>
         </w:rPr>
         <w:t xml:space="preserve">; </w:t>
       </w:r>
-      <w:hyperlink r:id="rId15">
-        <w:r>
-          <w:rPr>
-            <w:lang w:val="pt_PT" w:bidi="pt_PT"/>
-          </w:rPr>
-          <w:rPr>
-            <w:color w:val="0000EE"/>
-            <w:u w:val="single"/>
-          </w:rPr>
-          <w:t>2Cr 34.14–15</w:t>
-        </w:r>
-      </w:hyperlink>
+      <w:r>
+        <w:rPr>
+          <w:lang w:val="pt_PT" w:bidi="pt_PT"/>
+        </w:rPr>
+        <w:t>2Cr 34.14–15</w:t>
+      </w:r>
       <w:r>
         <w:rPr>
           <w:lang w:val="pt_PT" w:bidi="pt_PT"/>
         </w:rPr>
         <w:t>). Após ouvir a leitura da lei, Josias liderou seu povo em renovação e reforma, reinstaurando as observâncias religiosas ordenadas por Deus (</w:t>
       </w:r>
-      <w:hyperlink r:id="rId16">
-        <w:r>
-          <w:rPr>
-            <w:lang w:val="pt_PT" w:bidi="pt_PT"/>
-          </w:rPr>
-          <w:rPr>
-            <w:color w:val="0000EE"/>
-            <w:u w:val="single"/>
-          </w:rPr>
-          <w:t>2Rs 23.1–25</w:t>
-        </w:r>
-      </w:hyperlink>
+      <w:r>
+        <w:rPr>
+          <w:lang w:val="pt_PT" w:bidi="pt_PT"/>
+        </w:rPr>
+        <w:t>2Rs 23.1–25</w:t>
+      </w:r>
       <w:r>
         <w:rPr>
           <w:lang w:val="pt_PT" w:bidi="pt_PT"/>
         </w:rPr>
         <w:t xml:space="preserve">; </w:t>
       </w:r>
-      <w:hyperlink r:id="rId17">
-        <w:r>
-          <w:rPr>
-            <w:lang w:val="pt_PT" w:bidi="pt_PT"/>
-          </w:rPr>
-          <w:rPr>
-            <w:color w:val="0000EE"/>
-            <w:u w:val="single"/>
-          </w:rPr>
-          <w:t>2Cr 34.29–35.19</w:t>
-        </w:r>
-      </w:hyperlink>
+      <w:r>
+        <w:rPr>
+          <w:lang w:val="pt_PT" w:bidi="pt_PT"/>
+        </w:rPr>
+        <w:t>2Cr 34.29–35.19</w:t>
+      </w:r>
       <w:r>
         <w:rPr>
           <w:lang w:val="pt_PT" w:bidi="pt_PT"/>
@@ -376,54 +346,36 @@
         </w:rPr>
         <w:t>Antes deste evento crucial, o reino de Judá seguia amplamente as práticas idólatras de Manassés e Amom. O povo de Judá estava tão devotado à apostasia que isso acabou trazendo sua ruína (</w:t>
       </w:r>
-      <w:hyperlink r:id="rId18">
-        <w:r>
-          <w:rPr>
-            <w:lang w:val="pt_PT" w:bidi="pt_PT"/>
-          </w:rPr>
-          <w:rPr>
-            <w:color w:val="0000EE"/>
-            <w:u w:val="single"/>
-          </w:rPr>
-          <w:t>2Rs 21.10–25</w:t>
-        </w:r>
-      </w:hyperlink>
+      <w:r>
+        <w:rPr>
+          <w:lang w:val="pt_PT" w:bidi="pt_PT"/>
+        </w:rPr>
+        <w:t>2Rs 21.10–25</w:t>
+      </w:r>
       <w:r>
         <w:rPr>
           <w:lang w:val="pt_PT" w:bidi="pt_PT"/>
         </w:rPr>
         <w:t xml:space="preserve">; </w:t>
       </w:r>
-      <w:hyperlink r:id="rId19">
-        <w:r>
-          <w:rPr>
-            <w:lang w:val="pt_PT" w:bidi="pt_PT"/>
-          </w:rPr>
-          <w:rPr>
-            <w:color w:val="0000EE"/>
-            <w:u w:val="single"/>
-          </w:rPr>
-          <w:t>2Cr 33.17</w:t>
-        </w:r>
-      </w:hyperlink>
+      <w:r>
+        <w:rPr>
+          <w:lang w:val="pt_PT" w:bidi="pt_PT"/>
+        </w:rPr>
+        <w:t>2Cr 33.17</w:t>
+      </w:r>
       <w:r>
         <w:rPr>
           <w:lang w:val="pt_PT" w:bidi="pt_PT"/>
         </w:rPr>
         <w:t xml:space="preserve">, </w:t>
       </w:r>
-      <w:hyperlink r:id="rId20">
-        <w:r>
-          <w:rPr>
-            <w:lang w:val="pt_PT" w:bidi="pt_PT"/>
-          </w:rPr>
-          <w:rPr>
-            <w:color w:val="0000EE"/>
-            <w:u w:val="single"/>
-          </w:rPr>
-          <w:t>21–24</w:t>
-        </w:r>
-      </w:hyperlink>
+      <w:r>
+        <w:rPr>
+          <w:lang w:val="pt_PT" w:bidi="pt_PT"/>
+        </w:rPr>
+        <w:t>21–24</w:t>
+      </w:r>
       <w:r>
         <w:rPr>
           <w:lang w:val="pt_PT" w:bidi="pt_PT"/>
@@ -444,54 +396,36 @@
         </w:rPr>
         <w:t>Sofonias profetizou no início do reinado de Josias, após a morte de Amom e antes de o Livro da Lei ser redescoberto. A época era marcada por indiferença religiosa, injustiça social e ganância econômica (</w:t>
       </w:r>
-      <w:hyperlink r:id="rId21">
-        <w:r>
-          <w:rPr>
-            <w:lang w:val="pt_PT" w:bidi="pt_PT"/>
-          </w:rPr>
-          <w:rPr>
-            <w:color w:val="0000EE"/>
-            <w:u w:val="single"/>
-          </w:rPr>
-          <w:t>Sf 1.4–13</w:t>
-        </w:r>
-      </w:hyperlink>
+      <w:r>
+        <w:rPr>
+          <w:lang w:val="pt_PT" w:bidi="pt_PT"/>
+        </w:rPr>
+        <w:t>Sf 1.4–13</w:t>
+      </w:r>
       <w:r>
         <w:rPr>
           <w:lang w:val="pt_PT" w:bidi="pt_PT"/>
         </w:rPr>
         <w:t xml:space="preserve">; </w:t>
       </w:r>
-      <w:hyperlink r:id="rId22">
-        <w:r>
-          <w:rPr>
-            <w:lang w:val="pt_PT" w:bidi="pt_PT"/>
-          </w:rPr>
-          <w:rPr>
-            <w:color w:val="0000EE"/>
-            <w:u w:val="single"/>
-          </w:rPr>
-          <w:t>3.1–4</w:t>
-        </w:r>
-      </w:hyperlink>
+      <w:r>
+        <w:rPr>
+          <w:lang w:val="pt_PT" w:bidi="pt_PT"/>
+        </w:rPr>
+        <w:t>3.1–4</w:t>
+      </w:r>
       <w:r>
         <w:rPr>
           <w:lang w:val="pt_PT" w:bidi="pt_PT"/>
         </w:rPr>
         <w:t>,</w:t>
       </w:r>
-      <w:hyperlink r:id="rId23">
-        <w:r>
-          <w:rPr>
-            <w:lang w:val="pt_PT" w:bidi="pt_PT"/>
-          </w:rPr>
-          <w:rPr>
-            <w:color w:val="0000EE"/>
-            <w:u w:val="single"/>
-          </w:rPr>
-          <w:t>7</w:t>
-        </w:r>
-      </w:hyperlink>
+      <w:r>
+        <w:rPr>
+          <w:lang w:val="pt_PT" w:bidi="pt_PT"/>
+        </w:rPr>
+        <w:t>7</w:t>
+      </w:r>
       <w:r>
         <w:rPr>
           <w:lang w:val="pt_PT" w:bidi="pt_PT"/>
@@ -536,72 +470,48 @@
         </w:rPr>
         <w:t>Senhor. Esta expressão significava o julgamento de Deus sobre o mundo pecaminoso (</w:t>
       </w:r>
-      <w:hyperlink r:id="rId24">
-        <w:r>
-          <w:rPr>
-            <w:lang w:val="pt_PT" w:bidi="pt_PT"/>
-          </w:rPr>
-          <w:rPr>
-            <w:color w:val="0000EE"/>
-            <w:u w:val="single"/>
-          </w:rPr>
-          <w:t>1.2–3</w:t>
-        </w:r>
-      </w:hyperlink>
+      <w:r>
+        <w:rPr>
+          <w:lang w:val="pt_PT" w:bidi="pt_PT"/>
+        </w:rPr>
+        <w:t>1.2–3</w:t>
+      </w:r>
       <w:r>
         <w:rPr>
           <w:lang w:val="pt_PT" w:bidi="pt_PT"/>
         </w:rPr>
         <w:t>,</w:t>
       </w:r>
-      <w:hyperlink r:id="rId25">
-        <w:r>
-          <w:rPr>
-            <w:lang w:val="pt_PT" w:bidi="pt_PT"/>
-          </w:rPr>
-          <w:rPr>
-            <w:color w:val="0000EE"/>
-            <w:u w:val="single"/>
-          </w:rPr>
-          <w:t>14–18</w:t>
-        </w:r>
-      </w:hyperlink>
+      <w:r>
+        <w:rPr>
+          <w:lang w:val="pt_PT" w:bidi="pt_PT"/>
+        </w:rPr>
+        <w:t>14–18</w:t>
+      </w:r>
       <w:r>
         <w:rPr>
           <w:lang w:val="pt_PT" w:bidi="pt_PT"/>
         </w:rPr>
         <w:t>), incluindo seu povo em Judá e Jerusalém (</w:t>
       </w:r>
-      <w:hyperlink r:id="rId21">
-        <w:r>
-          <w:rPr>
-            <w:lang w:val="pt_PT" w:bidi="pt_PT"/>
-          </w:rPr>
-          <w:rPr>
-            <w:color w:val="0000EE"/>
-            <w:u w:val="single"/>
-          </w:rPr>
-          <w:t>1.4–13</w:t>
-        </w:r>
-      </w:hyperlink>
+      <w:r>
+        <w:rPr>
+          <w:lang w:val="pt_PT" w:bidi="pt_PT"/>
+        </w:rPr>
+        <w:t>1.4–13</w:t>
+      </w:r>
       <w:r>
         <w:rPr>
           <w:lang w:val="pt_PT" w:bidi="pt_PT"/>
         </w:rPr>
         <w:t>). Muito parecido com o povo de Israel no tempo de Amós, cerca de 125 anos antes, o povo de Judá aguardava "aquele dia" como um momento em que Deus os justificaria destruindo seus inimigos. No entanto, assim como Amós, Sofonias teve que dizer ao seu povo que sua relação de aliança com Deus não os tornava imunes ao julgamento. Como o dia do Senhor cairia imparcialmente sobre todas as pessoas ímpias, Sofonias instou seus concidadãos a se arrependerem, a buscarem o Senhor e a viverem retamente com toda humildade (</w:t>
       </w:r>
-      <w:hyperlink r:id="rId26">
-        <w:r>
-          <w:rPr>
-            <w:lang w:val="pt_PT" w:bidi="pt_PT"/>
-          </w:rPr>
-          <w:rPr>
-            <w:color w:val="0000EE"/>
-            <w:u w:val="single"/>
-          </w:rPr>
-          <w:t>2.1–3</w:t>
-        </w:r>
-      </w:hyperlink>
+      <w:r>
+        <w:rPr>
+          <w:lang w:val="pt_PT" w:bidi="pt_PT"/>
+        </w:rPr>
+        <w:t>2.1–3</w:t>
+      </w:r>
       <w:r>
         <w:rPr>
           <w:lang w:val="pt_PT" w:bidi="pt_PT"/>
@@ -622,36 +532,24 @@
         </w:rPr>
         <w:t>As implicações da profecia de Sofonias são claras. As nações vizinhas de Judá sofreriam um julgamento terrível por causa de seus crimes contra o povo de Deus, seu orgulho arrogante e sua desobediência ao Senhor (</w:t>
       </w:r>
-      <w:hyperlink r:id="rId27">
-        <w:r>
-          <w:rPr>
-            <w:lang w:val="pt_PT" w:bidi="pt_PT"/>
-          </w:rPr>
-          <w:rPr>
-            <w:color w:val="0000EE"/>
-            <w:u w:val="single"/>
-          </w:rPr>
-          <w:t>2.4–15</w:t>
-        </w:r>
-      </w:hyperlink>
+      <w:r>
+        <w:rPr>
+          <w:lang w:val="pt_PT" w:bidi="pt_PT"/>
+        </w:rPr>
+        <w:t>2.4–15</w:t>
+      </w:r>
       <w:r>
         <w:rPr>
           <w:lang w:val="pt_PT" w:bidi="pt_PT"/>
         </w:rPr>
         <w:t>). No entanto, Judá não escaparia da mão disciplinadora do Senhor, porque seus líderes espirituais e civis haviam levado a sociedade à corrupção total, apesar de conhecerem os padrões de Deus. Além disso, o povo de Judá não havia prestado a devida atenção ao julgamento soberano de Deus sobre outras nações por crimes semelhantes aos seus (</w:t>
       </w:r>
-      <w:hyperlink r:id="rId28">
-        <w:r>
-          <w:rPr>
-            <w:lang w:val="pt_PT" w:bidi="pt_PT"/>
-          </w:rPr>
-          <w:rPr>
-            <w:color w:val="0000EE"/>
-            <w:u w:val="single"/>
-          </w:rPr>
-          <w:t>3.1–7</w:t>
-        </w:r>
-      </w:hyperlink>
+      <w:r>
+        <w:rPr>
+          <w:lang w:val="pt_PT" w:bidi="pt_PT"/>
+        </w:rPr>
+        <w:t>3.1–7</w:t>
+      </w:r>
       <w:r>
         <w:rPr>
           <w:lang w:val="pt_PT" w:bidi="pt_PT"/>
@@ -672,54 +570,36 @@
         </w:rPr>
         <w:t>Esses julgamentos iminentes eram um precursor de um tempo de julgamento que envolveria todas as nações na terra (</w:t>
       </w:r>
-      <w:hyperlink r:id="rId29">
-        <w:r>
-          <w:rPr>
-            <w:lang w:val="pt_PT" w:bidi="pt_PT"/>
-          </w:rPr>
-          <w:rPr>
-            <w:color w:val="0000EE"/>
-            <w:u w:val="single"/>
-          </w:rPr>
-          <w:t>3.8</w:t>
-        </w:r>
-      </w:hyperlink>
+      <w:r>
+        <w:rPr>
+          <w:lang w:val="pt_PT" w:bidi="pt_PT"/>
+        </w:rPr>
+        <w:t>3.8</w:t>
+      </w:r>
       <w:r>
         <w:rPr>
           <w:lang w:val="pt_PT" w:bidi="pt_PT"/>
         </w:rPr>
         <w:t>). No entanto, o julgamento não seria o fim: o dia do julgamento viria para que um dia de salvação pudesse seguir (</w:t>
       </w:r>
-      <w:hyperlink r:id="rId30">
-        <w:r>
-          <w:rPr>
-            <w:lang w:val="pt_PT" w:bidi="pt_PT"/>
-          </w:rPr>
-          <w:rPr>
-            <w:color w:val="0000EE"/>
-            <w:u w:val="single"/>
-          </w:rPr>
-          <w:t>3.9–20</w:t>
-        </w:r>
-      </w:hyperlink>
+      <w:r>
+        <w:rPr>
+          <w:lang w:val="pt_PT" w:bidi="pt_PT"/>
+        </w:rPr>
+        <w:t>3.9–20</w:t>
+      </w:r>
       <w:r>
         <w:rPr>
           <w:lang w:val="pt_PT" w:bidi="pt_PT"/>
         </w:rPr>
         <w:t>). Deus prometeu restauração e bênção para um remanescente de Israel e para todas as pessoas (</w:t>
       </w:r>
-      <w:hyperlink r:id="rId31">
-        <w:r>
-          <w:rPr>
-            <w:lang w:val="pt_PT" w:bidi="pt_PT"/>
-          </w:rPr>
-          <w:rPr>
-            <w:color w:val="0000EE"/>
-            <w:u w:val="single"/>
-          </w:rPr>
-          <w:t>3.9</w:t>
-        </w:r>
-      </w:hyperlink>
+      <w:r>
+        <w:rPr>
+          <w:lang w:val="pt_PT" w:bidi="pt_PT"/>
+        </w:rPr>
+        <w:t>3.9</w:t>
+      </w:r>
       <w:r>
         <w:rPr>
           <w:lang w:val="pt_PT" w:bidi="pt_PT"/>
@@ -740,72 +620,48 @@
         </w:rPr>
         <w:t>Sofonias registra o plano futuro de Deus para remover todas as pessoas orgulhosas e arrogantes da terra; apenas aqueles que “confiam no nome do Senhor” permanecerão (</w:t>
       </w:r>
-      <w:hyperlink r:id="rId32">
-        <w:r>
-          <w:rPr>
-            <w:lang w:val="pt_PT" w:bidi="pt_PT"/>
-          </w:rPr>
-          <w:rPr>
-            <w:color w:val="0000EE"/>
-            <w:u w:val="single"/>
-          </w:rPr>
-          <w:t>3.12</w:t>
-        </w:r>
-      </w:hyperlink>
+      <w:r>
+        <w:rPr>
+          <w:lang w:val="pt_PT" w:bidi="pt_PT"/>
+        </w:rPr>
+        <w:t>3.12</w:t>
+      </w:r>
       <w:r>
         <w:rPr>
           <w:lang w:val="pt_PT" w:bidi="pt_PT"/>
         </w:rPr>
         <w:t>). Deus reunirá seu povo disperso e os restaurará em sua terra, onde viverão em retidão e segurança, adorando o Senhor (</w:t>
       </w:r>
-      <w:hyperlink r:id="rId33">
-        <w:r>
-          <w:rPr>
-            <w:lang w:val="pt_PT" w:bidi="pt_PT"/>
-          </w:rPr>
-          <w:rPr>
-            <w:color w:val="0000EE"/>
-            <w:u w:val="single"/>
-          </w:rPr>
-          <w:t>3.9–12</w:t>
-        </w:r>
-      </w:hyperlink>
+      <w:r>
+        <w:rPr>
+          <w:lang w:val="pt_PT" w:bidi="pt_PT"/>
+        </w:rPr>
+        <w:t>3.9–12</w:t>
+      </w:r>
       <w:r>
         <w:rPr>
           <w:lang w:val="pt_PT" w:bidi="pt_PT"/>
         </w:rPr>
         <w:t>). O “remanescente de Israel” desfrutará da abundância das bênçãos de Deus e se alegrará nele para sempre (</w:t>
       </w:r>
-      <w:hyperlink r:id="rId34">
-        <w:r>
-          <w:rPr>
-            <w:lang w:val="pt_PT" w:bidi="pt_PT"/>
-          </w:rPr>
-          <w:rPr>
-            <w:color w:val="0000EE"/>
-            <w:u w:val="single"/>
-          </w:rPr>
-          <w:t>3.13–19</w:t>
-        </w:r>
-      </w:hyperlink>
+      <w:r>
+        <w:rPr>
+          <w:lang w:val="pt_PT" w:bidi="pt_PT"/>
+        </w:rPr>
+        <w:t>3.13–19</w:t>
+      </w:r>
       <w:r>
         <w:rPr>
           <w:lang w:val="pt_PT" w:bidi="pt_PT"/>
         </w:rPr>
         <w:t xml:space="preserve">). O julgamento e a salvação anunciados em Sofonias prenunciam o ato final de Deus de trazer julgamento e salvação no retorno de Jesus Cristo (veja </w:t>
       </w:r>
-      <w:hyperlink r:id="rId35">
-        <w:r>
-          <w:rPr>
-            <w:lang w:val="pt_PT" w:bidi="pt_PT"/>
-          </w:rPr>
-          <w:rPr>
-            <w:color w:val="0000EE"/>
-            <w:u w:val="single"/>
-          </w:rPr>
-          <w:t>Ap 19.11–22.5</w:t>
-        </w:r>
-      </w:hyperlink>
+      <w:r>
+        <w:rPr>
+          <w:lang w:val="pt_PT" w:bidi="pt_PT"/>
+        </w:rPr>
+        <w:t>Ap 19.11–22.5</w:t>
+      </w:r>
       <w:r>
         <w:rPr>
           <w:lang w:val="pt_PT" w:bidi="pt_PT"/>
@@ -837,36 +693,24 @@
         </w:rPr>
         <w:t xml:space="preserve">Pouco se sabe sobre Sofonias além da linhagem em </w:t>
       </w:r>
-      <w:hyperlink r:id="rId36">
-        <w:r>
-          <w:rPr>
-            <w:lang w:val="pt_PT" w:bidi="pt_PT"/>
-          </w:rPr>
-          <w:rPr>
-            <w:color w:val="0000EE"/>
-            <w:u w:val="single"/>
-          </w:rPr>
-          <w:t>1.1</w:t>
-        </w:r>
-      </w:hyperlink>
+      <w:r>
+        <w:rPr>
+          <w:lang w:val="pt_PT" w:bidi="pt_PT"/>
+        </w:rPr>
+        <w:t>1.1</w:t>
+      </w:r>
       <w:r>
         <w:rPr>
           <w:lang w:val="pt_PT" w:bidi="pt_PT"/>
         </w:rPr>
         <w:t xml:space="preserve">, que traça sua ascendência até Ezequias. Expositores judeus e cristãos tradicionalmente equiparam este Ezequias ao rei que leva esse nome (veja </w:t>
       </w:r>
-      <w:hyperlink r:id="rId37">
-        <w:r>
-          <w:rPr>
-            <w:lang w:val="pt_PT" w:bidi="pt_PT"/>
-          </w:rPr>
-          <w:rPr>
-            <w:color w:val="0000EE"/>
-            <w:u w:val="single"/>
-          </w:rPr>
-          <w:t>2Rs 18.1–20.20</w:t>
-        </w:r>
-      </w:hyperlink>
+      <w:r>
+        <w:rPr>
+          <w:lang w:val="pt_PT" w:bidi="pt_PT"/>
+        </w:rPr>
+        <w:t>2Rs 18.1–20.20</w:t>
+      </w:r>
       <w:r>
         <w:rPr>
           <w:lang w:val="pt_PT" w:bidi="pt_PT"/>
@@ -887,288 +731,192 @@
         </w:rPr>
         <w:t>Sofonias viveu em Jerusalém e estava ciente das condições ali (</w:t>
       </w:r>
-      <w:hyperlink r:id="rId38">
-        <w:r>
-          <w:rPr>
-            <w:lang w:val="pt_PT" w:bidi="pt_PT"/>
-          </w:rPr>
-          <w:rPr>
-            <w:color w:val="0000EE"/>
-            <w:u w:val="single"/>
-          </w:rPr>
-          <w:t>Sf 1.10–13</w:t>
-        </w:r>
-      </w:hyperlink>
+      <w:r>
+        <w:rPr>
+          <w:lang w:val="pt_PT" w:bidi="pt_PT"/>
+        </w:rPr>
+        <w:t>Sf 1.10–13</w:t>
+      </w:r>
       <w:r>
         <w:rPr>
           <w:lang w:val="pt_PT" w:bidi="pt_PT"/>
         </w:rPr>
         <w:t>). Ele era um homem de sensibilidade espiritual aguçada e percepção moral, condenando a apostasia e a imoralidade do povo, especialmente daqueles em posições de liderança (</w:t>
       </w:r>
-      <w:hyperlink r:id="rId39">
-        <w:r>
-          <w:rPr>
-            <w:lang w:val="pt_PT" w:bidi="pt_PT"/>
-          </w:rPr>
-          <w:rPr>
-            <w:color w:val="0000EE"/>
-            <w:u w:val="single"/>
-          </w:rPr>
-          <w:t>1.4–6</w:t>
-        </w:r>
-      </w:hyperlink>
+      <w:r>
+        <w:rPr>
+          <w:lang w:val="pt_PT" w:bidi="pt_PT"/>
+        </w:rPr>
+        <w:t>1.4–6</w:t>
+      </w:r>
       <w:r>
         <w:rPr>
           <w:lang w:val="pt_PT" w:bidi="pt_PT"/>
         </w:rPr>
         <w:t>,</w:t>
       </w:r>
-      <w:hyperlink r:id="rId40">
-        <w:r>
-          <w:rPr>
-            <w:lang w:val="pt_PT" w:bidi="pt_PT"/>
-          </w:rPr>
-          <w:rPr>
-            <w:color w:val="0000EE"/>
-            <w:u w:val="single"/>
-          </w:rPr>
-          <w:t>9</w:t>
-        </w:r>
-      </w:hyperlink>
+      <w:r>
+        <w:rPr>
+          <w:lang w:val="pt_PT" w:bidi="pt_PT"/>
+        </w:rPr>
+        <w:t>9</w:t>
+      </w:r>
       <w:r>
         <w:rPr>
           <w:lang w:val="pt_PT" w:bidi="pt_PT"/>
         </w:rPr>
         <w:t>,</w:t>
       </w:r>
-      <w:hyperlink r:id="rId41">
-        <w:r>
-          <w:rPr>
-            <w:lang w:val="pt_PT" w:bidi="pt_PT"/>
-          </w:rPr>
-          <w:rPr>
-            <w:color w:val="0000EE"/>
-            <w:u w:val="single"/>
-          </w:rPr>
-          <w:t>17</w:t>
-        </w:r>
-      </w:hyperlink>
+      <w:r>
+        <w:rPr>
+          <w:lang w:val="pt_PT" w:bidi="pt_PT"/>
+        </w:rPr>
+        <w:t>17</w:t>
+      </w:r>
       <w:r>
         <w:rPr>
           <w:lang w:val="pt_PT" w:bidi="pt_PT"/>
         </w:rPr>
         <w:t xml:space="preserve">; </w:t>
       </w:r>
-      <w:hyperlink r:id="rId22">
-        <w:r>
-          <w:rPr>
-            <w:lang w:val="pt_PT" w:bidi="pt_PT"/>
-          </w:rPr>
-          <w:rPr>
-            <w:color w:val="0000EE"/>
-            <w:u w:val="single"/>
-          </w:rPr>
-          <w:t>3.1–4</w:t>
-        </w:r>
-      </w:hyperlink>
+      <w:r>
+        <w:rPr>
+          <w:lang w:val="pt_PT" w:bidi="pt_PT"/>
+        </w:rPr>
+        <w:t>3.1–4</w:t>
+      </w:r>
       <w:r>
         <w:rPr>
           <w:lang w:val="pt_PT" w:bidi="pt_PT"/>
         </w:rPr>
         <w:t>,</w:t>
       </w:r>
-      <w:hyperlink r:id="rId23">
-        <w:r>
-          <w:rPr>
-            <w:lang w:val="pt_PT" w:bidi="pt_PT"/>
-          </w:rPr>
-          <w:rPr>
-            <w:color w:val="0000EE"/>
-            <w:u w:val="single"/>
-          </w:rPr>
-          <w:t>7</w:t>
-        </w:r>
-      </w:hyperlink>
+      <w:r>
+        <w:rPr>
+          <w:lang w:val="pt_PT" w:bidi="pt_PT"/>
+        </w:rPr>
+        <w:t>7</w:t>
+      </w:r>
       <w:r>
         <w:rPr>
           <w:lang w:val="pt_PT" w:bidi="pt_PT"/>
         </w:rPr>
         <w:t>,</w:t>
       </w:r>
-      <w:hyperlink r:id="rId42">
-        <w:r>
-          <w:rPr>
-            <w:lang w:val="pt_PT" w:bidi="pt_PT"/>
-          </w:rPr>
-          <w:rPr>
-            <w:color w:val="0000EE"/>
-            <w:u w:val="single"/>
-          </w:rPr>
-          <w:t>11</w:t>
-        </w:r>
-      </w:hyperlink>
+      <w:r>
+        <w:rPr>
+          <w:lang w:val="pt_PT" w:bidi="pt_PT"/>
+        </w:rPr>
+        <w:t>11</w:t>
+      </w:r>
       <w:r>
         <w:rPr>
           <w:lang w:val="pt_PT" w:bidi="pt_PT"/>
         </w:rPr>
         <w:t>). Ele denunciou o materialismo e a ganância que exploravam os pobres (</w:t>
       </w:r>
-      <w:hyperlink r:id="rId43">
-        <w:r>
-          <w:rPr>
-            <w:lang w:val="pt_PT" w:bidi="pt_PT"/>
-          </w:rPr>
-          <w:rPr>
-            <w:color w:val="0000EE"/>
-            <w:u w:val="single"/>
-          </w:rPr>
-          <w:t>1.8</w:t>
-        </w:r>
-      </w:hyperlink>
+      <w:r>
+        <w:rPr>
+          <w:lang w:val="pt_PT" w:bidi="pt_PT"/>
+        </w:rPr>
+        <w:t>1.8</w:t>
+      </w:r>
       <w:r>
         <w:rPr>
           <w:lang w:val="pt_PT" w:bidi="pt_PT"/>
         </w:rPr>
         <w:t>,</w:t>
       </w:r>
-      <w:hyperlink r:id="rId38">
-        <w:r>
-          <w:rPr>
-            <w:lang w:val="pt_PT" w:bidi="pt_PT"/>
-          </w:rPr>
-          <w:rPr>
-            <w:color w:val="0000EE"/>
-            <w:u w:val="single"/>
-          </w:rPr>
-          <w:t>10–13</w:t>
-        </w:r>
-      </w:hyperlink>
+      <w:r>
+        <w:rPr>
+          <w:lang w:val="pt_PT" w:bidi="pt_PT"/>
+        </w:rPr>
+        <w:t>10–13</w:t>
+      </w:r>
       <w:r>
         <w:rPr>
           <w:lang w:val="pt_PT" w:bidi="pt_PT"/>
         </w:rPr>
         <w:t>,</w:t>
       </w:r>
-      <w:hyperlink r:id="rId44">
-        <w:r>
-          <w:rPr>
-            <w:lang w:val="pt_PT" w:bidi="pt_PT"/>
-          </w:rPr>
-          <w:rPr>
-            <w:color w:val="0000EE"/>
-            <w:u w:val="single"/>
-          </w:rPr>
-          <w:t>18</w:t>
-        </w:r>
-      </w:hyperlink>
+      <w:r>
+        <w:rPr>
+          <w:lang w:val="pt_PT" w:bidi="pt_PT"/>
+        </w:rPr>
+        <w:t>18</w:t>
+      </w:r>
       <w:r>
         <w:rPr>
           <w:lang w:val="pt_PT" w:bidi="pt_PT"/>
         </w:rPr>
         <w:t>). Estava ciente das condições atuais nas nações vizinhas e anunciou o julgamento de Deus sobre essas nações por seus pecados (</w:t>
       </w:r>
-      <w:hyperlink r:id="rId27">
-        <w:r>
-          <w:rPr>
-            <w:lang w:val="pt_PT" w:bidi="pt_PT"/>
-          </w:rPr>
-          <w:rPr>
-            <w:color w:val="0000EE"/>
-            <w:u w:val="single"/>
-          </w:rPr>
-          <w:t>2.4–15</w:t>
-        </w:r>
-      </w:hyperlink>
+      <w:r>
+        <w:rPr>
+          <w:lang w:val="pt_PT" w:bidi="pt_PT"/>
+        </w:rPr>
+        <w:t>2.4–15</w:t>
+      </w:r>
       <w:r>
         <w:rPr>
           <w:lang w:val="pt_PT" w:bidi="pt_PT"/>
         </w:rPr>
         <w:t>). Acima de tudo, este profeta tinha uma profunda preocupação com a reputação do Senhor (</w:t>
       </w:r>
-      <w:hyperlink r:id="rId45">
-        <w:r>
-          <w:rPr>
-            <w:lang w:val="pt_PT" w:bidi="pt_PT"/>
-          </w:rPr>
-          <w:rPr>
-            <w:color w:val="0000EE"/>
-            <w:u w:val="single"/>
-          </w:rPr>
-          <w:t>1.6</w:t>
-        </w:r>
-      </w:hyperlink>
+      <w:r>
+        <w:rPr>
+          <w:lang w:val="pt_PT" w:bidi="pt_PT"/>
+        </w:rPr>
+        <w:t>1.6</w:t>
+      </w:r>
       <w:r>
         <w:rPr>
           <w:lang w:val="pt_PT" w:bidi="pt_PT"/>
         </w:rPr>
         <w:t xml:space="preserve">; </w:t>
       </w:r>
-      <w:hyperlink r:id="rId23">
-        <w:r>
-          <w:rPr>
-            <w:lang w:val="pt_PT" w:bidi="pt_PT"/>
-          </w:rPr>
-          <w:rPr>
-            <w:color w:val="0000EE"/>
-            <w:u w:val="single"/>
-          </w:rPr>
-          <w:t>3.7</w:t>
-        </w:r>
-      </w:hyperlink>
+      <w:r>
+        <w:rPr>
+          <w:lang w:val="pt_PT" w:bidi="pt_PT"/>
+        </w:rPr>
+        <w:t>3.7</w:t>
+      </w:r>
       <w:r>
         <w:rPr>
           <w:lang w:val="pt_PT" w:bidi="pt_PT"/>
         </w:rPr>
         <w:t>) e por todos que humildemente confiam em Deus (</w:t>
       </w:r>
-      <w:hyperlink r:id="rId46">
-        <w:r>
-          <w:rPr>
-            <w:lang w:val="pt_PT" w:bidi="pt_PT"/>
-          </w:rPr>
-          <w:rPr>
-            <w:color w:val="0000EE"/>
-            <w:u w:val="single"/>
-          </w:rPr>
-          <w:t>2.3</w:t>
-        </w:r>
-      </w:hyperlink>
+      <w:r>
+        <w:rPr>
+          <w:lang w:val="pt_PT" w:bidi="pt_PT"/>
+        </w:rPr>
+        <w:t>2.3</w:t>
+      </w:r>
       <w:r>
         <w:rPr>
           <w:lang w:val="pt_PT" w:bidi="pt_PT"/>
         </w:rPr>
         <w:t xml:space="preserve">; </w:t>
       </w:r>
-      <w:hyperlink r:id="rId31">
-        <w:r>
-          <w:rPr>
-            <w:lang w:val="pt_PT" w:bidi="pt_PT"/>
-          </w:rPr>
-          <w:rPr>
-            <w:color w:val="0000EE"/>
-            <w:u w:val="single"/>
-          </w:rPr>
-          <w:t>3.9</w:t>
-        </w:r>
-      </w:hyperlink>
+      <w:r>
+        <w:rPr>
+          <w:lang w:val="pt_PT" w:bidi="pt_PT"/>
+        </w:rPr>
+        <w:t>3.9</w:t>
+      </w:r>
       <w:r>
         <w:rPr>
           <w:lang w:val="pt_PT" w:bidi="pt_PT"/>
         </w:rPr>
         <w:t>,</w:t>
       </w:r>
-      <w:hyperlink r:id="rId47">
-        <w:r>
-          <w:rPr>
-            <w:lang w:val="pt_PT" w:bidi="pt_PT"/>
-          </w:rPr>
-          <w:rPr>
-            <w:color w:val="0000EE"/>
-            <w:u w:val="single"/>
-          </w:rPr>
-          <w:t>12–13</w:t>
-        </w:r>
-      </w:hyperlink>
+      <w:r>
+        <w:rPr>
+          <w:lang w:val="pt_PT" w:bidi="pt_PT"/>
+        </w:rPr>
+        <w:t>12–13</w:t>
+      </w:r>
       <w:r>
         <w:rPr>
           <w:lang w:val="pt_PT" w:bidi="pt_PT"/>
@@ -1200,216 +948,144 @@
         </w:rPr>
         <w:t xml:space="preserve">O próprio Sofonias registrou que seu ministério profético ocorreu durante o tempo de Josias (640–609 a.C.; veja </w:t>
       </w:r>
-      <w:hyperlink r:id="rId36">
-        <w:r>
-          <w:rPr>
-            <w:lang w:val="pt_PT" w:bidi="pt_PT"/>
-          </w:rPr>
-          <w:rPr>
-            <w:color w:val="0000EE"/>
-            <w:u w:val="single"/>
-          </w:rPr>
-          <w:t>1.1</w:t>
-        </w:r>
-      </w:hyperlink>
+      <w:r>
+        <w:rPr>
+          <w:lang w:val="pt_PT" w:bidi="pt_PT"/>
+        </w:rPr>
+        <w:t>1.1</w:t>
+      </w:r>
       <w:r>
         <w:rPr>
           <w:lang w:val="pt_PT" w:bidi="pt_PT"/>
         </w:rPr>
         <w:t>). Vários fatos sugerem que Sofonias profetizou nos primeiros dias do reinado de Josias, antes da descoberta do Livro da Lei e das reformas que se seguiram. Sofonias relatou que as práticas religiosas em Judá ainda eram afetadas por ritos sincréticos cananeus, como aqueles que caracterizaram a era de Manassés (</w:t>
       </w:r>
-      <w:hyperlink r:id="rId48">
-        <w:r>
-          <w:rPr>
-            <w:lang w:val="pt_PT" w:bidi="pt_PT"/>
-          </w:rPr>
-          <w:rPr>
-            <w:color w:val="0000EE"/>
-            <w:u w:val="single"/>
-          </w:rPr>
-          <w:t>1.4–5</w:t>
-        </w:r>
-      </w:hyperlink>
+      <w:r>
+        <w:rPr>
+          <w:lang w:val="pt_PT" w:bidi="pt_PT"/>
+        </w:rPr>
+        <w:t>1.4–5</w:t>
+      </w:r>
       <w:r>
         <w:rPr>
           <w:lang w:val="pt_PT" w:bidi="pt_PT"/>
         </w:rPr>
         <w:t>,</w:t>
       </w:r>
-      <w:hyperlink r:id="rId40">
-        <w:r>
-          <w:rPr>
-            <w:lang w:val="pt_PT" w:bidi="pt_PT"/>
-          </w:rPr>
-          <w:rPr>
-            <w:color w:val="0000EE"/>
-            <w:u w:val="single"/>
-          </w:rPr>
-          <w:t>9</w:t>
-        </w:r>
-      </w:hyperlink>
+      <w:r>
+        <w:rPr>
+          <w:lang w:val="pt_PT" w:bidi="pt_PT"/>
+        </w:rPr>
+        <w:t>9</w:t>
+      </w:r>
       <w:r>
         <w:rPr>
           <w:lang w:val="pt_PT" w:bidi="pt_PT"/>
         </w:rPr>
         <w:t>). Muitas pessoas não adoravam o Senhor de forma alguma (</w:t>
       </w:r>
-      <w:hyperlink r:id="rId45">
-        <w:r>
-          <w:rPr>
-            <w:lang w:val="pt_PT" w:bidi="pt_PT"/>
-          </w:rPr>
-          <w:rPr>
-            <w:color w:val="0000EE"/>
-            <w:u w:val="single"/>
-          </w:rPr>
-          <w:t>1.6</w:t>
-        </w:r>
-      </w:hyperlink>
+      <w:r>
+        <w:rPr>
+          <w:lang w:val="pt_PT" w:bidi="pt_PT"/>
+        </w:rPr>
+        <w:t>1.6</w:t>
+      </w:r>
       <w:r>
         <w:rPr>
           <w:lang w:val="pt_PT" w:bidi="pt_PT"/>
         </w:rPr>
         <w:t>), os líderes estavam encantados em usar as vestimentas de comerciantes estrangeiros (</w:t>
       </w:r>
-      <w:hyperlink r:id="rId43">
-        <w:r>
-          <w:rPr>
-            <w:lang w:val="pt_PT" w:bidi="pt_PT"/>
-          </w:rPr>
-          <w:rPr>
-            <w:color w:val="0000EE"/>
-            <w:u w:val="single"/>
-          </w:rPr>
-          <w:t>1.8</w:t>
-        </w:r>
-      </w:hyperlink>
+      <w:r>
+        <w:rPr>
+          <w:lang w:val="pt_PT" w:bidi="pt_PT"/>
+        </w:rPr>
+        <w:t>1.8</w:t>
+      </w:r>
       <w:r>
         <w:rPr>
           <w:lang w:val="pt_PT" w:bidi="pt_PT"/>
         </w:rPr>
         <w:t>) que tinham extensos empreendimentos comerciais em Jerusalém (</w:t>
       </w:r>
-      <w:hyperlink r:id="rId49">
-        <w:r>
-          <w:rPr>
-            <w:lang w:val="pt_PT" w:bidi="pt_PT"/>
-          </w:rPr>
-          <w:rPr>
-            <w:color w:val="0000EE"/>
-            <w:u w:val="single"/>
-          </w:rPr>
-          <w:t>1.10–11</w:t>
-        </w:r>
-      </w:hyperlink>
+      <w:r>
+        <w:rPr>
+          <w:lang w:val="pt_PT" w:bidi="pt_PT"/>
+        </w:rPr>
+        <w:t>1.10–11</w:t>
+      </w:r>
       <w:r>
         <w:rPr>
           <w:lang w:val="pt_PT" w:bidi="pt_PT"/>
         </w:rPr>
         <w:t>), e a sociedade de Judá estava assolada por males socioeconômicos (</w:t>
       </w:r>
-      <w:hyperlink r:id="rId50">
-        <w:r>
-          <w:rPr>
-            <w:lang w:val="pt_PT" w:bidi="pt_PT"/>
-          </w:rPr>
-          <w:rPr>
-            <w:color w:val="0000EE"/>
-            <w:u w:val="single"/>
-          </w:rPr>
-          <w:t>1.12–13</w:t>
-        </w:r>
-      </w:hyperlink>
+      <w:r>
+        <w:rPr>
+          <w:lang w:val="pt_PT" w:bidi="pt_PT"/>
+        </w:rPr>
+        <w:t>1.12–13</w:t>
+      </w:r>
       <w:r>
         <w:rPr>
           <w:lang w:val="pt_PT" w:bidi="pt_PT"/>
         </w:rPr>
         <w:t>,</w:t>
       </w:r>
-      <w:hyperlink r:id="rId44">
-        <w:r>
-          <w:rPr>
-            <w:lang w:val="pt_PT" w:bidi="pt_PT"/>
-          </w:rPr>
-          <w:rPr>
-            <w:color w:val="0000EE"/>
-            <w:u w:val="single"/>
-          </w:rPr>
-          <w:t>18</w:t>
-        </w:r>
-      </w:hyperlink>
+      <w:r>
+        <w:rPr>
+          <w:lang w:val="pt_PT" w:bidi="pt_PT"/>
+        </w:rPr>
+        <w:t>18</w:t>
+      </w:r>
       <w:r>
         <w:rPr>
           <w:lang w:val="pt_PT" w:bidi="pt_PT"/>
         </w:rPr>
         <w:t>) e corrupção política e religiosa (</w:t>
       </w:r>
-      <w:hyperlink r:id="rId22">
-        <w:r>
-          <w:rPr>
-            <w:lang w:val="pt_PT" w:bidi="pt_PT"/>
-          </w:rPr>
-          <w:rPr>
-            <w:color w:val="0000EE"/>
-            <w:u w:val="single"/>
-          </w:rPr>
-          <w:t>3.1–4</w:t>
-        </w:r>
-      </w:hyperlink>
+      <w:r>
+        <w:rPr>
+          <w:lang w:val="pt_PT" w:bidi="pt_PT"/>
+        </w:rPr>
+        <w:t>3.1–4</w:t>
+      </w:r>
       <w:r>
         <w:rPr>
           <w:lang w:val="pt_PT" w:bidi="pt_PT"/>
         </w:rPr>
         <w:t>,</w:t>
       </w:r>
-      <w:hyperlink r:id="rId23">
-        <w:r>
-          <w:rPr>
-            <w:lang w:val="pt_PT" w:bidi="pt_PT"/>
-          </w:rPr>
-          <w:rPr>
-            <w:color w:val="0000EE"/>
-            <w:u w:val="single"/>
-          </w:rPr>
-          <w:t>7</w:t>
-        </w:r>
-      </w:hyperlink>
+      <w:r>
+        <w:rPr>
+          <w:lang w:val="pt_PT" w:bidi="pt_PT"/>
+        </w:rPr>
+        <w:t>7</w:t>
+      </w:r>
       <w:r>
         <w:rPr>
           <w:lang w:val="pt_PT" w:bidi="pt_PT"/>
         </w:rPr>
         <w:t>,</w:t>
       </w:r>
-      <w:hyperlink r:id="rId42">
-        <w:r>
-          <w:rPr>
-            <w:lang w:val="pt_PT" w:bidi="pt_PT"/>
-          </w:rPr>
-          <w:rPr>
-            <w:color w:val="0000EE"/>
-            <w:u w:val="single"/>
-          </w:rPr>
-          <w:t>11</w:t>
-        </w:r>
-      </w:hyperlink>
+      <w:r>
+        <w:rPr>
+          <w:lang w:val="pt_PT" w:bidi="pt_PT"/>
+        </w:rPr>
+        <w:t>11</w:t>
+      </w:r>
       <w:r>
         <w:rPr>
           <w:lang w:val="pt_PT" w:bidi="pt_PT"/>
         </w:rPr>
         <w:t xml:space="preserve">). As reformas de Josias corrigiram muito disso (por volta de 622 a.C.; </w:t>
       </w:r>
-      <w:hyperlink r:id="rId51">
-        <w:r>
-          <w:rPr>
-            <w:lang w:val="pt_PT" w:bidi="pt_PT"/>
-          </w:rPr>
-          <w:rPr>
-            <w:color w:val="0000EE"/>
-            <w:u w:val="single"/>
-          </w:rPr>
-          <w:t>2Rs 23.4–14</w:t>
-        </w:r>
-      </w:hyperlink>
+      <w:r>
+        <w:rPr>
+          <w:lang w:val="pt_PT" w:bidi="pt_PT"/>
+        </w:rPr>
+        <w:t>2Rs 23.4–14</w:t>
+      </w:r>
       <w:r>
         <w:rPr>
           <w:lang w:val="pt_PT" w:bidi="pt_PT"/>
@@ -1441,180 +1117,120 @@
         </w:rPr>
         <w:t>Assim como seus contemporâneos Naum e Habacuque, Sofonias apresenta Deus como o soberano Senhor da história da terra. Deus, o juiz de todos (</w:t>
       </w:r>
-      <w:hyperlink r:id="rId24">
-        <w:r>
-          <w:rPr>
-            <w:lang w:val="pt_PT" w:bidi="pt_PT"/>
-          </w:rPr>
-          <w:rPr>
-            <w:color w:val="0000EE"/>
-            <w:u w:val="single"/>
-          </w:rPr>
-          <w:t>Sf 1.2–3</w:t>
-        </w:r>
-      </w:hyperlink>
+      <w:r>
+        <w:rPr>
+          <w:lang w:val="pt_PT" w:bidi="pt_PT"/>
+        </w:rPr>
+        <w:t>Sf 1.2–3</w:t>
+      </w:r>
       <w:r>
         <w:rPr>
           <w:lang w:val="pt_PT" w:bidi="pt_PT"/>
         </w:rPr>
         <w:t xml:space="preserve">, </w:t>
       </w:r>
-      <w:hyperlink r:id="rId52">
-        <w:r>
-          <w:rPr>
-            <w:lang w:val="pt_PT" w:bidi="pt_PT"/>
-          </w:rPr>
-          <w:rPr>
-            <w:color w:val="0000EE"/>
-            <w:u w:val="single"/>
-          </w:rPr>
-          <w:t>1.7</w:t>
-        </w:r>
-      </w:hyperlink>
+      <w:r>
+        <w:rPr>
+          <w:lang w:val="pt_PT" w:bidi="pt_PT"/>
+        </w:rPr>
+        <w:t>1.7</w:t>
+      </w:r>
       <w:r>
         <w:rPr>
           <w:lang w:val="pt_PT" w:bidi="pt_PT"/>
         </w:rPr>
         <w:t xml:space="preserve">, </w:t>
       </w:r>
-      <w:hyperlink r:id="rId25">
-        <w:r>
-          <w:rPr>
-            <w:lang w:val="pt_PT" w:bidi="pt_PT"/>
-          </w:rPr>
-          <w:rPr>
-            <w:color w:val="0000EE"/>
-            <w:u w:val="single"/>
-          </w:rPr>
-          <w:t>1.14–18</w:t>
-        </w:r>
-      </w:hyperlink>
+      <w:r>
+        <w:rPr>
+          <w:lang w:val="pt_PT" w:bidi="pt_PT"/>
+        </w:rPr>
+        <w:t>1.14–18</w:t>
+      </w:r>
       <w:r>
         <w:rPr>
           <w:lang w:val="pt_PT" w:bidi="pt_PT"/>
         </w:rPr>
         <w:t xml:space="preserve">; </w:t>
       </w:r>
-      <w:hyperlink r:id="rId29">
-        <w:r>
-          <w:rPr>
-            <w:lang w:val="pt_PT" w:bidi="pt_PT"/>
-          </w:rPr>
-          <w:rPr>
-            <w:color w:val="0000EE"/>
-            <w:u w:val="single"/>
-          </w:rPr>
-          <w:t>3.8</w:t>
-        </w:r>
-      </w:hyperlink>
+      <w:r>
+        <w:rPr>
+          <w:lang w:val="pt_PT" w:bidi="pt_PT"/>
+        </w:rPr>
+        <w:t>3.8</w:t>
+      </w:r>
       <w:r>
         <w:rPr>
           <w:lang w:val="pt_PT" w:bidi="pt_PT"/>
         </w:rPr>
         <w:t>), pune a maldade das pessoas (</w:t>
       </w:r>
-      <w:hyperlink r:id="rId53">
-        <w:r>
-          <w:rPr>
-            <w:lang w:val="pt_PT" w:bidi="pt_PT"/>
-          </w:rPr>
-          <w:rPr>
-            <w:color w:val="0000EE"/>
-            <w:u w:val="single"/>
-          </w:rPr>
-          <w:t>1.8–9</w:t>
-        </w:r>
-      </w:hyperlink>
+      <w:r>
+        <w:rPr>
+          <w:lang w:val="pt_PT" w:bidi="pt_PT"/>
+        </w:rPr>
+        <w:t>1.8–9</w:t>
+      </w:r>
       <w:r>
         <w:rPr>
           <w:lang w:val="pt_PT" w:bidi="pt_PT"/>
         </w:rPr>
         <w:t xml:space="preserve">, </w:t>
       </w:r>
-      <w:hyperlink r:id="rId41">
-        <w:r>
-          <w:rPr>
-            <w:lang w:val="pt_PT" w:bidi="pt_PT"/>
-          </w:rPr>
-          <w:rPr>
-            <w:color w:val="0000EE"/>
-            <w:u w:val="single"/>
-          </w:rPr>
-          <w:t>1.17</w:t>
-        </w:r>
-      </w:hyperlink>
+      <w:r>
+        <w:rPr>
+          <w:lang w:val="pt_PT" w:bidi="pt_PT"/>
+        </w:rPr>
+        <w:t>1.17</w:t>
+      </w:r>
       <w:r>
         <w:rPr>
           <w:lang w:val="pt_PT" w:bidi="pt_PT"/>
         </w:rPr>
         <w:t xml:space="preserve">; </w:t>
       </w:r>
-      <w:hyperlink r:id="rId23">
-        <w:r>
-          <w:rPr>
-            <w:lang w:val="pt_PT" w:bidi="pt_PT"/>
-          </w:rPr>
-          <w:rPr>
-            <w:color w:val="0000EE"/>
-            <w:u w:val="single"/>
-          </w:rPr>
-          <w:t>3.7</w:t>
-        </w:r>
-      </w:hyperlink>
+      <w:r>
+        <w:rPr>
+          <w:lang w:val="pt_PT" w:bidi="pt_PT"/>
+        </w:rPr>
+        <w:t>3.7</w:t>
+      </w:r>
       <w:r>
         <w:rPr>
           <w:lang w:val="pt_PT" w:bidi="pt_PT"/>
         </w:rPr>
         <w:t xml:space="preserve">, </w:t>
       </w:r>
-      <w:hyperlink r:id="rId42">
-        <w:r>
-          <w:rPr>
-            <w:lang w:val="pt_PT" w:bidi="pt_PT"/>
-          </w:rPr>
-          <w:rPr>
-            <w:color w:val="0000EE"/>
-            <w:u w:val="single"/>
-          </w:rPr>
-          <w:t>3.11</w:t>
-        </w:r>
-      </w:hyperlink>
+      <w:r>
+        <w:rPr>
+          <w:lang w:val="pt_PT" w:bidi="pt_PT"/>
+        </w:rPr>
+        <w:t>3.11</w:t>
+      </w:r>
       <w:r>
         <w:rPr>
           <w:lang w:val="pt_PT" w:bidi="pt_PT"/>
         </w:rPr>
         <w:t>) e das nações (</w:t>
       </w:r>
-      <w:hyperlink r:id="rId27">
-        <w:r>
-          <w:rPr>
-            <w:lang w:val="pt_PT" w:bidi="pt_PT"/>
-          </w:rPr>
-          <w:rPr>
-            <w:color w:val="0000EE"/>
-            <w:u w:val="single"/>
-          </w:rPr>
-          <w:t>2.4–15</w:t>
-        </w:r>
-      </w:hyperlink>
+      <w:r>
+        <w:rPr>
+          <w:lang w:val="pt_PT" w:bidi="pt_PT"/>
+        </w:rPr>
+        <w:t>2.4–15</w:t>
+      </w:r>
       <w:r>
         <w:rPr>
           <w:lang w:val="pt_PT" w:bidi="pt_PT"/>
         </w:rPr>
         <w:t xml:space="preserve">; </w:t>
       </w:r>
-      <w:hyperlink r:id="rId54">
-        <w:r>
-          <w:rPr>
-            <w:lang w:val="pt_PT" w:bidi="pt_PT"/>
-          </w:rPr>
-          <w:rPr>
-            <w:color w:val="0000EE"/>
-            <w:u w:val="single"/>
-          </w:rPr>
-          <w:t>3.6</w:t>
-        </w:r>
-      </w:hyperlink>
+      <w:r>
+        <w:rPr>
+          <w:lang w:val="pt_PT" w:bidi="pt_PT"/>
+        </w:rPr>
+        <w:t>3.6</w:t>
+      </w:r>
       <w:r>
         <w:rPr>
           <w:lang w:val="pt_PT" w:bidi="pt_PT"/>
@@ -1634,54 +1250,36 @@
         </w:rPr>
         <w:t xml:space="preserve"> Senhor) incluirá todas as nações (</w:t>
       </w:r>
-      <w:hyperlink r:id="rId55">
-        <w:r>
-          <w:rPr>
-            <w:lang w:val="pt_PT" w:bidi="pt_PT"/>
-          </w:rPr>
-          <w:rPr>
-            <w:color w:val="0000EE"/>
-            <w:u w:val="single"/>
-          </w:rPr>
-          <w:t>1.2–4</w:t>
-        </w:r>
-      </w:hyperlink>
+      <w:r>
+        <w:rPr>
+          <w:lang w:val="pt_PT" w:bidi="pt_PT"/>
+        </w:rPr>
+        <w:t>1.2–4</w:t>
+      </w:r>
       <w:r>
         <w:rPr>
           <w:lang w:val="pt_PT" w:bidi="pt_PT"/>
         </w:rPr>
         <w:t xml:space="preserve">; </w:t>
       </w:r>
-      <w:hyperlink r:id="rId27">
-        <w:r>
-          <w:rPr>
-            <w:lang w:val="pt_PT" w:bidi="pt_PT"/>
-          </w:rPr>
-          <w:rPr>
-            <w:color w:val="0000EE"/>
-            <w:u w:val="single"/>
-          </w:rPr>
-          <w:t>2.4–15</w:t>
-        </w:r>
-      </w:hyperlink>
+      <w:r>
+        <w:rPr>
+          <w:lang w:val="pt_PT" w:bidi="pt_PT"/>
+        </w:rPr>
+        <w:t>2.4–15</w:t>
+      </w:r>
       <w:r>
         <w:rPr>
           <w:lang w:val="pt_PT" w:bidi="pt_PT"/>
         </w:rPr>
         <w:t xml:space="preserve">; </w:t>
       </w:r>
-      <w:hyperlink r:id="rId29">
-        <w:r>
-          <w:rPr>
-            <w:lang w:val="pt_PT" w:bidi="pt_PT"/>
-          </w:rPr>
-          <w:rPr>
-            <w:color w:val="0000EE"/>
-            <w:u w:val="single"/>
-          </w:rPr>
-          <w:t>3.8</w:t>
-        </w:r>
-      </w:hyperlink>
+      <w:r>
+        <w:rPr>
+          <w:lang w:val="pt_PT" w:bidi="pt_PT"/>
+        </w:rPr>
+        <w:t>3.8</w:t>
+      </w:r>
       <w:r>
         <w:rPr>
           <w:lang w:val="pt_PT" w:bidi="pt_PT"/>
@@ -1702,360 +1300,240 @@
         </w:rPr>
         <w:t>Sofonias foca no problema fundamental do orgulho humano (</w:t>
       </w:r>
-      <w:hyperlink r:id="rId56">
-        <w:r>
-          <w:rPr>
-            <w:lang w:val="pt_PT" w:bidi="pt_PT"/>
-          </w:rPr>
-          <w:rPr>
-            <w:color w:val="0000EE"/>
-            <w:u w:val="single"/>
-          </w:rPr>
-          <w:t>2.15</w:t>
-        </w:r>
-      </w:hyperlink>
+      <w:r>
+        <w:rPr>
+          <w:lang w:val="pt_PT" w:bidi="pt_PT"/>
+        </w:rPr>
+        <w:t>2.15</w:t>
+      </w:r>
       <w:r>
         <w:rPr>
           <w:lang w:val="pt_PT" w:bidi="pt_PT"/>
         </w:rPr>
         <w:t>), que gera um espírito de maldade interior (</w:t>
       </w:r>
-      <w:hyperlink r:id="rId57">
-        <w:r>
-          <w:rPr>
-            <w:lang w:val="pt_PT" w:bidi="pt_PT"/>
-          </w:rPr>
-          <w:rPr>
-            <w:color w:val="0000EE"/>
-            <w:u w:val="single"/>
-          </w:rPr>
-          <w:t>1.3–6</w:t>
-        </w:r>
-      </w:hyperlink>
+      <w:r>
+        <w:rPr>
+          <w:lang w:val="pt_PT" w:bidi="pt_PT"/>
+        </w:rPr>
+        <w:t>1.3–6</w:t>
+      </w:r>
       <w:r>
         <w:rPr>
           <w:lang w:val="pt_PT" w:bidi="pt_PT"/>
         </w:rPr>
         <w:t>,</w:t>
       </w:r>
-      <w:hyperlink r:id="rId41">
-        <w:r>
-          <w:rPr>
-            <w:lang w:val="pt_PT" w:bidi="pt_PT"/>
-          </w:rPr>
-          <w:rPr>
-            <w:color w:val="0000EE"/>
-            <w:u w:val="single"/>
-          </w:rPr>
-          <w:t>17</w:t>
-        </w:r>
-      </w:hyperlink>
+      <w:r>
+        <w:rPr>
+          <w:lang w:val="pt_PT" w:bidi="pt_PT"/>
+        </w:rPr>
+        <w:t>17</w:t>
+      </w:r>
       <w:r>
         <w:rPr>
           <w:lang w:val="pt_PT" w:bidi="pt_PT"/>
         </w:rPr>
         <w:t xml:space="preserve">; </w:t>
       </w:r>
-      <w:hyperlink r:id="rId58">
-        <w:r>
-          <w:rPr>
-            <w:lang w:val="pt_PT" w:bidi="pt_PT"/>
-          </w:rPr>
-          <w:rPr>
-            <w:color w:val="0000EE"/>
-            <w:u w:val="single"/>
-          </w:rPr>
-          <w:t>3.1</w:t>
-        </w:r>
-      </w:hyperlink>
+      <w:r>
+        <w:rPr>
+          <w:lang w:val="pt_PT" w:bidi="pt_PT"/>
+        </w:rPr>
+        <w:t>3.1</w:t>
+      </w:r>
       <w:r>
         <w:rPr>
           <w:lang w:val="pt_PT" w:bidi="pt_PT"/>
         </w:rPr>
         <w:t>,</w:t>
       </w:r>
-      <w:hyperlink r:id="rId59">
-        <w:r>
-          <w:rPr>
-            <w:lang w:val="pt_PT" w:bidi="pt_PT"/>
-          </w:rPr>
-          <w:rPr>
-            <w:color w:val="0000EE"/>
-            <w:u w:val="single"/>
-          </w:rPr>
-          <w:t>4</w:t>
-        </w:r>
-      </w:hyperlink>
+      <w:r>
+        <w:rPr>
+          <w:lang w:val="pt_PT" w:bidi="pt_PT"/>
+        </w:rPr>
+        <w:t>4</w:t>
+      </w:r>
       <w:r>
         <w:rPr>
           <w:lang w:val="pt_PT" w:bidi="pt_PT"/>
         </w:rPr>
         <w:t>) e faz com que as pessoas pensem que Deus não intervirá nos assuntos humanos (</w:t>
       </w:r>
-      <w:hyperlink r:id="rId60">
-        <w:r>
-          <w:rPr>
-            <w:lang w:val="pt_PT" w:bidi="pt_PT"/>
-          </w:rPr>
-          <w:rPr>
-            <w:color w:val="0000EE"/>
-            <w:u w:val="single"/>
-          </w:rPr>
-          <w:t>1.12</w:t>
-        </w:r>
-      </w:hyperlink>
+      <w:r>
+        <w:rPr>
+          <w:lang w:val="pt_PT" w:bidi="pt_PT"/>
+        </w:rPr>
+        <w:t>1.12</w:t>
+      </w:r>
       <w:r>
         <w:rPr>
           <w:lang w:val="pt_PT" w:bidi="pt_PT"/>
         </w:rPr>
         <w:t>). Elas continuam em sua violência e engano (</w:t>
       </w:r>
-      <w:hyperlink r:id="rId40">
-        <w:r>
-          <w:rPr>
-            <w:lang w:val="pt_PT" w:bidi="pt_PT"/>
-          </w:rPr>
-          <w:rPr>
-            <w:color w:val="0000EE"/>
-            <w:u w:val="single"/>
-          </w:rPr>
-          <w:t>1.9</w:t>
-        </w:r>
-      </w:hyperlink>
+      <w:r>
+        <w:rPr>
+          <w:lang w:val="pt_PT" w:bidi="pt_PT"/>
+        </w:rPr>
+        <w:t>1.9</w:t>
+      </w:r>
       <w:r>
         <w:rPr>
           <w:lang w:val="pt_PT" w:bidi="pt_PT"/>
         </w:rPr>
         <w:t>), e sua ganância oprime aqueles ao seu redor (</w:t>
       </w:r>
-      <w:hyperlink r:id="rId49">
-        <w:r>
-          <w:rPr>
-            <w:lang w:val="pt_PT" w:bidi="pt_PT"/>
-          </w:rPr>
-          <w:rPr>
-            <w:color w:val="0000EE"/>
-            <w:u w:val="single"/>
-          </w:rPr>
-          <w:t>1.10–11</w:t>
-        </w:r>
-      </w:hyperlink>
+      <w:r>
+        <w:rPr>
+          <w:lang w:val="pt_PT" w:bidi="pt_PT"/>
+        </w:rPr>
+        <w:t>1.10–11</w:t>
+      </w:r>
       <w:r>
         <w:rPr>
           <w:lang w:val="pt_PT" w:bidi="pt_PT"/>
         </w:rPr>
         <w:t>,</w:t>
       </w:r>
-      <w:hyperlink r:id="rId61">
-        <w:r>
-          <w:rPr>
-            <w:lang w:val="pt_PT" w:bidi="pt_PT"/>
-          </w:rPr>
-          <w:rPr>
-            <w:color w:val="0000EE"/>
-            <w:u w:val="single"/>
-          </w:rPr>
-          <w:t>13</w:t>
-        </w:r>
-      </w:hyperlink>
+      <w:r>
+        <w:rPr>
+          <w:lang w:val="pt_PT" w:bidi="pt_PT"/>
+        </w:rPr>
+        <w:t>13</w:t>
+      </w:r>
       <w:r>
         <w:rPr>
           <w:lang w:val="pt_PT" w:bidi="pt_PT"/>
         </w:rPr>
         <w:t>,</w:t>
       </w:r>
-      <w:hyperlink r:id="rId44">
-        <w:r>
-          <w:rPr>
-            <w:lang w:val="pt_PT" w:bidi="pt_PT"/>
-          </w:rPr>
-          <w:rPr>
-            <w:color w:val="0000EE"/>
-            <w:u w:val="single"/>
-          </w:rPr>
-          <w:t>18</w:t>
-        </w:r>
-      </w:hyperlink>
+      <w:r>
+        <w:rPr>
+          <w:lang w:val="pt_PT" w:bidi="pt_PT"/>
+        </w:rPr>
+        <w:t>18</w:t>
+      </w:r>
       <w:r>
         <w:rPr>
           <w:lang w:val="pt_PT" w:bidi="pt_PT"/>
         </w:rPr>
         <w:t xml:space="preserve">; </w:t>
       </w:r>
-      <w:hyperlink r:id="rId62">
-        <w:r>
-          <w:rPr>
-            <w:lang w:val="pt_PT" w:bidi="pt_PT"/>
-          </w:rPr>
-          <w:rPr>
-            <w:color w:val="0000EE"/>
-            <w:u w:val="single"/>
-          </w:rPr>
-          <w:t>3.3</w:t>
-        </w:r>
-      </w:hyperlink>
+      <w:r>
+        <w:rPr>
+          <w:lang w:val="pt_PT" w:bidi="pt_PT"/>
+        </w:rPr>
+        <w:t>3.3</w:t>
+      </w:r>
       <w:r>
         <w:rPr>
           <w:lang w:val="pt_PT" w:bidi="pt_PT"/>
         </w:rPr>
         <w:t>). Deus pode revogar a penalidade que os pecadores merecem se eles verdadeiramente se arrependerem (</w:t>
       </w:r>
-      <w:hyperlink r:id="rId26">
-        <w:r>
-          <w:rPr>
-            <w:lang w:val="pt_PT" w:bidi="pt_PT"/>
-          </w:rPr>
-          <w:rPr>
-            <w:color w:val="0000EE"/>
-            <w:u w:val="single"/>
-          </w:rPr>
-          <w:t>2.1–3</w:t>
-        </w:r>
-      </w:hyperlink>
+      <w:r>
+        <w:rPr>
+          <w:lang w:val="pt_PT" w:bidi="pt_PT"/>
+        </w:rPr>
+        <w:t>2.1–3</w:t>
+      </w:r>
       <w:r>
         <w:rPr>
           <w:lang w:val="pt_PT" w:bidi="pt_PT"/>
         </w:rPr>
         <w:t>), mas virtudes espirituais como justiça, humildade, fé e verdade são necessárias (</w:t>
       </w:r>
-      <w:hyperlink r:id="rId47">
-        <w:r>
-          <w:rPr>
-            <w:lang w:val="pt_PT" w:bidi="pt_PT"/>
-          </w:rPr>
-          <w:rPr>
-            <w:color w:val="0000EE"/>
-            <w:u w:val="single"/>
-          </w:rPr>
-          <w:t>3.12–13</w:t>
-        </w:r>
-      </w:hyperlink>
+      <w:r>
+        <w:rPr>
+          <w:lang w:val="pt_PT" w:bidi="pt_PT"/>
+        </w:rPr>
+        <w:t>3.12–13</w:t>
+      </w:r>
       <w:r>
         <w:rPr>
           <w:lang w:val="pt_PT" w:bidi="pt_PT"/>
         </w:rPr>
         <w:t>). Deus reunirá e purificará um remanescente humilde e fiel (</w:t>
       </w:r>
-      <w:hyperlink r:id="rId63">
-        <w:r>
-          <w:rPr>
-            <w:lang w:val="pt_PT" w:bidi="pt_PT"/>
-          </w:rPr>
-          <w:rPr>
-            <w:color w:val="0000EE"/>
-            <w:u w:val="single"/>
-          </w:rPr>
-          <w:t>3.9–10</w:t>
-        </w:r>
-      </w:hyperlink>
+      <w:r>
+        <w:rPr>
+          <w:lang w:val="pt_PT" w:bidi="pt_PT"/>
+        </w:rPr>
+        <w:t>3.9–10</w:t>
+      </w:r>
       <w:r>
         <w:rPr>
           <w:lang w:val="pt_PT" w:bidi="pt_PT"/>
         </w:rPr>
         <w:t>), restaurará eles à sua terra (</w:t>
       </w:r>
-      <w:hyperlink r:id="rId64">
-        <w:r>
-          <w:rPr>
-            <w:lang w:val="pt_PT" w:bidi="pt_PT"/>
-          </w:rPr>
-          <w:rPr>
-            <w:color w:val="0000EE"/>
-            <w:u w:val="single"/>
-          </w:rPr>
-          <w:t>3.20</w:t>
-        </w:r>
-      </w:hyperlink>
+      <w:r>
+        <w:rPr>
+          <w:lang w:val="pt_PT" w:bidi="pt_PT"/>
+        </w:rPr>
+        <w:t>3.20</w:t>
+      </w:r>
       <w:r>
         <w:rPr>
           <w:lang w:val="pt_PT" w:bidi="pt_PT"/>
         </w:rPr>
         <w:t>) e lhes dará vitória sobre seus inimigos (</w:t>
       </w:r>
-      <w:hyperlink r:id="rId65">
-        <w:r>
-          <w:rPr>
-            <w:lang w:val="pt_PT" w:bidi="pt_PT"/>
-          </w:rPr>
-          <w:rPr>
-            <w:color w:val="0000EE"/>
-            <w:u w:val="single"/>
-          </w:rPr>
-          <w:t>2.7</w:t>
-        </w:r>
-      </w:hyperlink>
+      <w:r>
+        <w:rPr>
+          <w:lang w:val="pt_PT" w:bidi="pt_PT"/>
+        </w:rPr>
+        <w:t>2.7</w:t>
+      </w:r>
       <w:r>
         <w:rPr>
           <w:lang w:val="pt_PT" w:bidi="pt_PT"/>
         </w:rPr>
         <w:t>,</w:t>
       </w:r>
-      <w:hyperlink r:id="rId66">
-        <w:r>
-          <w:rPr>
-            <w:lang w:val="pt_PT" w:bidi="pt_PT"/>
-          </w:rPr>
-          <w:rPr>
-            <w:color w:val="0000EE"/>
-            <w:u w:val="single"/>
-          </w:rPr>
-          <w:t>9</w:t>
-        </w:r>
-      </w:hyperlink>
+      <w:r>
+        <w:rPr>
+          <w:lang w:val="pt_PT" w:bidi="pt_PT"/>
+        </w:rPr>
+        <w:t>9</w:t>
+      </w:r>
       <w:r>
         <w:rPr>
           <w:lang w:val="pt_PT" w:bidi="pt_PT"/>
         </w:rPr>
         <w:t>). Jerusalém será um lugar de felicidade (</w:t>
       </w:r>
-      <w:hyperlink r:id="rId42">
-        <w:r>
-          <w:rPr>
-            <w:lang w:val="pt_PT" w:bidi="pt_PT"/>
-          </w:rPr>
-          <w:rPr>
-            <w:color w:val="0000EE"/>
-            <w:u w:val="single"/>
-          </w:rPr>
-          <w:t>3.11</w:t>
-        </w:r>
-      </w:hyperlink>
+      <w:r>
+        <w:rPr>
+          <w:lang w:val="pt_PT" w:bidi="pt_PT"/>
+        </w:rPr>
+        <w:t>3.11</w:t>
+      </w:r>
       <w:r>
         <w:rPr>
           <w:lang w:val="pt_PT" w:bidi="pt_PT"/>
         </w:rPr>
         <w:t>,</w:t>
       </w:r>
-      <w:hyperlink r:id="rId67">
-        <w:r>
-          <w:rPr>
-            <w:lang w:val="pt_PT" w:bidi="pt_PT"/>
-          </w:rPr>
-          <w:rPr>
-            <w:color w:val="0000EE"/>
-            <w:u w:val="single"/>
-          </w:rPr>
-          <w:t>18</w:t>
-        </w:r>
-      </w:hyperlink>
+      <w:r>
+        <w:rPr>
+          <w:lang w:val="pt_PT" w:bidi="pt_PT"/>
+        </w:rPr>
+        <w:t>18</w:t>
+      </w:r>
       <w:r>
         <w:rPr>
           <w:lang w:val="pt_PT" w:bidi="pt_PT"/>
         </w:rPr>
         <w:t>) porque Deus salvará e abençoará seu povo (</w:t>
       </w:r>
-      <w:hyperlink r:id="rId68">
-        <w:r>
-          <w:rPr>
-            <w:lang w:val="pt_PT" w:bidi="pt_PT"/>
-          </w:rPr>
-          <w:rPr>
-            <w:color w:val="0000EE"/>
-            <w:u w:val="single"/>
-          </w:rPr>
-          <w:t>3.14–20</w:t>
-        </w:r>
-      </w:hyperlink>
+      <w:r>
+        <w:rPr>
+          <w:lang w:val="pt_PT" w:bidi="pt_PT"/>
+        </w:rPr>
+        <w:t>3.14–20</w:t>
+      </w:r>
       <w:r>
         <w:rPr>
           <w:lang w:val="pt_PT" w:bidi="pt_PT"/>
@@ -2076,144 +1554,96 @@
         </w:rPr>
         <w:t>A mensagem de Sofonias sobre a responsabilidade pessoal pelo pecado é refletida nos ensinamentos do Novo Testamento (</w:t>
       </w:r>
-      <w:hyperlink r:id="rId69">
-        <w:r>
-          <w:rPr>
-            <w:lang w:val="pt_PT" w:bidi="pt_PT"/>
-          </w:rPr>
-          <w:rPr>
-            <w:color w:val="0000EE"/>
-            <w:u w:val="single"/>
-          </w:rPr>
-          <w:t>Rm 2.5–6</w:t>
-        </w:r>
-      </w:hyperlink>
+      <w:r>
+        <w:rPr>
+          <w:lang w:val="pt_PT" w:bidi="pt_PT"/>
+        </w:rPr>
+        <w:t>Rm 2.5–6</w:t>
+      </w:r>
       <w:r>
         <w:rPr>
           <w:lang w:val="pt_PT" w:bidi="pt_PT"/>
         </w:rPr>
         <w:t xml:space="preserve">; </w:t>
       </w:r>
-      <w:hyperlink r:id="rId70">
-        <w:r>
-          <w:rPr>
-            <w:lang w:val="pt_PT" w:bidi="pt_PT"/>
-          </w:rPr>
-          <w:rPr>
-            <w:color w:val="0000EE"/>
-            <w:u w:val="single"/>
-          </w:rPr>
-          <w:t>2Co 5.10</w:t>
-        </w:r>
-      </w:hyperlink>
+      <w:r>
+        <w:rPr>
+          <w:lang w:val="pt_PT" w:bidi="pt_PT"/>
+        </w:rPr>
+        <w:t>2Co 5.10</w:t>
+      </w:r>
       <w:r>
         <w:rPr>
           <w:lang w:val="pt_PT" w:bidi="pt_PT"/>
         </w:rPr>
         <w:t xml:space="preserve">; </w:t>
       </w:r>
-      <w:hyperlink r:id="rId71">
-        <w:r>
-          <w:rPr>
-            <w:lang w:val="pt_PT" w:bidi="pt_PT"/>
-          </w:rPr>
-          <w:rPr>
-            <w:color w:val="0000EE"/>
-            <w:u w:val="single"/>
-          </w:rPr>
-          <w:t>Ap 6.17</w:t>
-        </w:r>
-      </w:hyperlink>
+      <w:r>
+        <w:rPr>
+          <w:lang w:val="pt_PT" w:bidi="pt_PT"/>
+        </w:rPr>
+        <w:t>Ap 6.17</w:t>
+      </w:r>
       <w:r>
         <w:rPr>
           <w:lang w:val="pt_PT" w:bidi="pt_PT"/>
         </w:rPr>
         <w:t xml:space="preserve">; </w:t>
       </w:r>
-      <w:hyperlink r:id="rId72">
-        <w:r>
-          <w:rPr>
-            <w:lang w:val="pt_PT" w:bidi="pt_PT"/>
-          </w:rPr>
-          <w:rPr>
-            <w:color w:val="0000EE"/>
-            <w:u w:val="single"/>
-          </w:rPr>
-          <w:t>19.11–21</w:t>
-        </w:r>
-      </w:hyperlink>
+      <w:r>
+        <w:rPr>
+          <w:lang w:val="pt_PT" w:bidi="pt_PT"/>
+        </w:rPr>
+        <w:t>19.11–21</w:t>
+      </w:r>
       <w:r>
         <w:rPr>
           <w:lang w:val="pt_PT" w:bidi="pt_PT"/>
         </w:rPr>
         <w:t>). Continua sendo verdade que a abundante graça de Deus está disponível para aqueles de coração humilde (</w:t>
       </w:r>
-      <w:hyperlink r:id="rId73">
-        <w:r>
-          <w:rPr>
-            <w:lang w:val="pt_PT" w:bidi="pt_PT"/>
-          </w:rPr>
-          <w:rPr>
-            <w:color w:val="0000EE"/>
-            <w:u w:val="single"/>
-          </w:rPr>
-          <w:t>1Pe 5.5–6</w:t>
-        </w:r>
-      </w:hyperlink>
+      <w:r>
+        <w:rPr>
+          <w:lang w:val="pt_PT" w:bidi="pt_PT"/>
+        </w:rPr>
+        <w:t>1Pe 5.5–6</w:t>
+      </w:r>
       <w:r>
         <w:rPr>
           <w:lang w:val="pt_PT" w:bidi="pt_PT"/>
         </w:rPr>
         <w:t>) para que possam encontrar perdão dos pecados (</w:t>
       </w:r>
-      <w:hyperlink r:id="rId74">
-        <w:r>
-          <w:rPr>
-            <w:lang w:val="pt_PT" w:bidi="pt_PT"/>
-          </w:rPr>
-          <w:rPr>
-            <w:color w:val="0000EE"/>
-            <w:u w:val="single"/>
-          </w:rPr>
-          <w:t>Ef 1.7</w:t>
-        </w:r>
-      </w:hyperlink>
+      <w:r>
+        <w:rPr>
+          <w:lang w:val="pt_PT" w:bidi="pt_PT"/>
+        </w:rPr>
+        <w:t>Ef 1.7</w:t>
+      </w:r>
       <w:r>
         <w:rPr>
           <w:lang w:val="pt_PT" w:bidi="pt_PT"/>
         </w:rPr>
         <w:t>) e a esperança certa de vida e bem-aventurança na Eternidade (</w:t>
       </w:r>
-      <w:hyperlink r:id="rId75">
-        <w:r>
-          <w:rPr>
-            <w:lang w:val="pt_PT" w:bidi="pt_PT"/>
-          </w:rPr>
-          <w:rPr>
-            <w:color w:val="0000EE"/>
-            <w:u w:val="single"/>
-          </w:rPr>
-          <w:t>Tt 3.4–7</w:t>
-        </w:r>
-      </w:hyperlink>
+      <w:r>
+        <w:rPr>
+          <w:lang w:val="pt_PT" w:bidi="pt_PT"/>
+        </w:rPr>
+        <w:t>Tt 3.4–7</w:t>
+      </w:r>
       <w:r>
         <w:rPr>
           <w:lang w:val="pt_PT" w:bidi="pt_PT"/>
         </w:rPr>
         <w:t xml:space="preserve">; </w:t>
       </w:r>
-      <w:hyperlink r:id="rId76">
-        <w:r>
-          <w:rPr>
-            <w:lang w:val="pt_PT" w:bidi="pt_PT"/>
-          </w:rPr>
-          <w:rPr>
-            <w:color w:val="0000EE"/>
-            <w:u w:val="single"/>
-          </w:rPr>
-          <w:t>Ap 21.1–22.5</w:t>
-        </w:r>
-      </w:hyperlink>
+      <w:r>
+        <w:rPr>
+          <w:lang w:val="pt_PT" w:bidi="pt_PT"/>
+        </w:rPr>
+        <w:t>Ap 21.1–22.5</w:t>
+      </w:r>
       <w:r>
         <w:rPr>
           <w:lang w:val="pt_PT" w:bidi="pt_PT"/>
